--- a/public/gallery/examples/data-analyst/fr/resume.docx
+++ b/public/gallery/examples/data-analyst/fr/resume.docx
@@ -66,7 +66,7 @@
         </w:rPr>
         <w:t xml:space="preserve">📧 </w:t>
       </w:r>
-      <w:hyperlink w:history="1" r:id="rId42yvudx8diesh715jkxez">
+      <w:hyperlink w:history="1" r:id="rIdyev5uzoaa8dv-oqiobj9i">
         <w:r>
           <w:rPr>
             <w:sz w:val="18"/>
@@ -89,7 +89,7 @@
         </w:rPr>
         <w:t xml:space="preserve">🔗 </w:t>
       </w:r>
-      <w:hyperlink w:history="1" r:id="rIdtkt3hlds-vugj6f69tyln">
+      <w:hyperlink w:history="1" r:id="rIdqerxjhrzxyp0erqpvctp1">
         <w:r>
           <w:rPr>
             <w:sz w:val="18"/>
@@ -124,7 +124,7 @@
         <w:spacing w:after="200" w:line="276"/>
         <w:jc w:val="center"/>
       </w:pPr>
-      <w:hyperlink w:history="1" r:id="rId-cxwpdah4sdeor1w-tqck">
+      <w:hyperlink w:history="1" r:id="rIdrjutcy4pfrbjsfrxgenoj">
         <w:r>
           <w:rPr>
             <w:sz w:val="18"/>
@@ -140,7 +140,7 @@
         </w:rPr>
         <w:t xml:space="preserve"> • </w:t>
       </w:r>
-      <w:hyperlink w:history="1" r:id="rIdp8gremp7z2h2u793r-0rv">
+      <w:hyperlink w:history="1" r:id="rIdyewnm4e98d85mjmxep-q-">
         <w:r>
           <w:rPr>
             <w:sz w:val="18"/>
@@ -306,7 +306,7 @@
         </w:rPr>
         <w:t xml:space="preserve">	</w:t>
       </w:r>
-      <w:hyperlink w:history="1" r:id="rIddmhg4lgsk-gsozbdfuykp">
+      <w:hyperlink w:history="1" r:id="rId6uzg37banngxzv1ylyz6c">
         <w:r>
           <w:rPr>
             <w:sz w:val="18"/>
@@ -450,7 +450,7 @@
         </w:rPr>
         <w:t xml:space="preserve">	</w:t>
       </w:r>
-      <w:hyperlink w:history="1" r:id="rIduacunmiuv3xpa6r1khe47">
+      <w:hyperlink w:history="1" r:id="rId5tsxjtllwntjzz844bzt-">
         <w:r>
           <w:rPr>
             <w:sz w:val="18"/>
@@ -594,7 +594,7 @@
         </w:rPr>
         <w:t xml:space="preserve">	</w:t>
       </w:r>
-      <w:hyperlink w:history="1" r:id="rIdqlylhr5iflire64g_hypy">
+      <w:hyperlink w:history="1" r:id="rIdgxtd0s48xc9xdt0eb2hgm">
         <w:r>
           <w:rPr>
             <w:sz w:val="18"/>
@@ -776,7 +776,7 @@
         </w:rPr>
         <w:t xml:space="preserve">	</w:t>
       </w:r>
-      <w:hyperlink w:history="1" r:id="rIdiakvl8mfgemvy7z4iigsx">
+      <w:hyperlink w:history="1" r:id="rIdu6h6puryq_r3j15utdwbj">
         <w:r>
           <w:rPr>
             <w:sz w:val="18"/>
@@ -939,7 +939,7 @@
         </w:rPr>
         <w:t xml:space="preserve">	</w:t>
       </w:r>
-      <w:hyperlink w:history="1" r:id="rIdibp7xrvcbesoulnhrh38r">
+      <w:hyperlink w:history="1" r:id="rIdyzy2xgcrcc_iywa3cvfvo">
         <w:r>
           <w:rPr>
             <w:sz w:val="18"/>
@@ -1372,7 +1372,7 @@
         </w:rPr>
         <w:t xml:space="preserve">	</w:t>
       </w:r>
-      <w:hyperlink w:history="1" r:id="rIdrdrqs3tyfkt2fh6eyxvxe">
+      <w:hyperlink w:history="1" r:id="rIdkagbf9lucj1dgn_pk2ixa">
         <w:r>
           <w:rPr>
             <w:sz w:val="18"/>
@@ -1438,7 +1438,7 @@
         </w:rPr>
         <w:t xml:space="preserve">	</w:t>
       </w:r>
-      <w:hyperlink w:history="1" r:id="rIdgrhcss_ovtjgetuca4yxp">
+      <w:hyperlink w:history="1" r:id="rIdkhihea9jcn2g8zlse0xly">
         <w:r>
           <w:rPr>
             <w:sz w:val="18"/>
@@ -1523,7 +1523,7 @@
         </w:rPr>
         <w:t xml:space="preserve">	</w:t>
       </w:r>
-      <w:hyperlink w:history="1" r:id="rId9q2fhgc9g57xlb4oczzer">
+      <w:hyperlink w:history="1" r:id="rId9snunbs7y9gimlxpaeqr5">
         <w:r>
           <w:rPr>
             <w:sz w:val="18"/>
@@ -1667,7 +1667,7 @@
         </w:rPr>
         <w:t xml:space="preserve">	</w:t>
       </w:r>
-      <w:hyperlink w:history="1" r:id="rIdvuwjj8zgyajbtdbygkv2q">
+      <w:hyperlink w:history="1" r:id="rId4gbufdza_4cii6fdcmfqz">
         <w:r>
           <w:rPr>
             <w:sz w:val="18"/>
@@ -1891,7 +1891,7 @@
         </w:rPr>
         <w:t xml:space="preserve">	</w:t>
       </w:r>
-      <w:hyperlink w:history="1" r:id="rIdzmaefa_jqx5ifze3clyhv">
+      <w:hyperlink w:history="1" r:id="rIdh7xcb-ctmwsui3h8clnsf">
         <w:r>
           <w:rPr>
             <w:sz w:val="18"/>
